--- a/00-SORU-YAZARI-ANALIZI-VE-PROMPTLAR/02-SORU-PROMPTU-0_GENEL.docx
+++ b/00-SORU-YAZARI-ANALIZI-VE-PROMPTLAR/02-SORU-PROMPTU-0_GENEL.docx
@@ -986,6 +986,942 @@
       </w:r>
       <w:r>
         <w:t xml:space="preserve">olmalı.</w:t>
+      </w:r>
+    </w:p>
+    <w:p>
+      <w:pPr>
+        <w:pStyle w:val="BodyText"/>
+      </w:pPr>
+      <w:r>
+        <w:rPr>
+          <w:bCs/>
+          <w:b/>
+        </w:rPr>
+        <w:t xml:space="preserve">Alan × kök tipi (gerçek sınavlar; hesaplar hariç sözel sorular, %):</w:t>
+      </w:r>
+    </w:p>
+    <w:tbl>
+      <w:tblPr>
+        <w:tblStyle w:val="Table"/>
+        <w:tblW w:type="pct" w:w="5000"/>
+        <w:tblLook w:firstRow="1" w:lastRow="0" w:firstColumn="0" w:lastColumn="0" w:noHBand="0" w:noVBand="0" w:val="0020"/>
+        <w:jc w:val="start"/>
+      </w:tblPr>
+      <w:tblGrid>
+        <w:gridCol w:w="2227"/>
+        <w:gridCol w:w="866"/>
+        <w:gridCol w:w="866"/>
+        <w:gridCol w:w="866"/>
+        <w:gridCol w:w="990"/>
+        <w:gridCol w:w="990"/>
+        <w:gridCol w:w="1113"/>
+      </w:tblGrid>
+      <w:tr>
+        <w:trPr>
+          <w:tblHeader w:val="true"/>
+        </w:trPr>
+        <w:tc>
+          <w:tcPr/>
+          <w:p>
+            <w:pPr>
+              <w:pStyle w:val="Compact"/>
+              <w:jc w:val="left"/>
+            </w:pPr>
+            <w:r>
+              <w:t xml:space="preserve">Kök tipi</w:t>
+            </w:r>
+          </w:p>
+        </w:tc>
+        <w:tc>
+          <w:tcPr/>
+          <w:p>
+            <w:pPr>
+              <w:pStyle w:val="Compact"/>
+              <w:jc w:val="left"/>
+            </w:pPr>
+            <w:r>
+              <w:t xml:space="preserve">GM 5 yıl</w:t>
+            </w:r>
+          </w:p>
+        </w:tc>
+        <w:tc>
+          <w:tcPr/>
+          <w:p>
+            <w:pPr>
+              <w:pStyle w:val="Compact"/>
+              <w:jc w:val="left"/>
+            </w:pPr>
+            <w:r>
+              <w:t xml:space="preserve">GM 2024–25</w:t>
+            </w:r>
+          </w:p>
+        </w:tc>
+        <w:tc>
+          <w:tcPr/>
+          <w:p>
+            <w:pPr>
+              <w:pStyle w:val="Compact"/>
+              <w:jc w:val="left"/>
+            </w:pPr>
+            <w:r>
+              <w:t xml:space="preserve">Sair 5 yıl</w:t>
+            </w:r>
+          </w:p>
+        </w:tc>
+        <w:tc>
+          <w:tcPr/>
+          <w:p>
+            <w:pPr>
+              <w:pStyle w:val="Compact"/>
+              <w:jc w:val="left"/>
+            </w:pPr>
+            <w:r>
+              <w:t xml:space="preserve">Sair 2024–25</w:t>
+            </w:r>
+          </w:p>
+        </w:tc>
+        <w:tc>
+          <w:tcPr/>
+          <w:p>
+            <w:pPr>
+              <w:pStyle w:val="Compact"/>
+              <w:jc w:val="left"/>
+            </w:pPr>
+            <w:r>
+              <w:t xml:space="preserve">Tarife 5 yıl</w:t>
+            </w:r>
+          </w:p>
+        </w:tc>
+        <w:tc>
+          <w:tcPr/>
+          <w:p>
+            <w:pPr>
+              <w:pStyle w:val="Compact"/>
+              <w:jc w:val="left"/>
+            </w:pPr>
+            <w:r>
+              <w:t xml:space="preserve">Tarife 2024–25</w:t>
+            </w:r>
+          </w:p>
+        </w:tc>
+      </w:tr>
+      <w:tr>
+        <w:tc>
+          <w:tcPr/>
+          <w:p>
+            <w:pPr>
+              <w:pStyle w:val="Compact"/>
+              <w:jc w:val="left"/>
+            </w:pPr>
+            <w:r>
+              <w:t xml:space="preserve">Olumsuz</w:t>
+            </w:r>
+          </w:p>
+        </w:tc>
+        <w:tc>
+          <w:tcPr/>
+          <w:p>
+            <w:pPr>
+              <w:pStyle w:val="Compact"/>
+              <w:jc w:val="left"/>
+            </w:pPr>
+            <w:r>
+              <w:t xml:space="preserve">44</w:t>
+            </w:r>
+          </w:p>
+        </w:tc>
+        <w:tc>
+          <w:tcPr/>
+          <w:p>
+            <w:pPr>
+              <w:pStyle w:val="Compact"/>
+              <w:jc w:val="left"/>
+            </w:pPr>
+            <w:r>
+              <w:t xml:space="preserve">39</w:t>
+            </w:r>
+          </w:p>
+        </w:tc>
+        <w:tc>
+          <w:tcPr/>
+          <w:p>
+            <w:pPr>
+              <w:pStyle w:val="Compact"/>
+              <w:jc w:val="left"/>
+            </w:pPr>
+            <w:r>
+              <w:t xml:space="preserve">36</w:t>
+            </w:r>
+          </w:p>
+        </w:tc>
+        <w:tc>
+          <w:tcPr/>
+          <w:p>
+            <w:pPr>
+              <w:pStyle w:val="Compact"/>
+              <w:jc w:val="left"/>
+            </w:pPr>
+            <w:r>
+              <w:t xml:space="preserve">32</w:t>
+            </w:r>
+          </w:p>
+        </w:tc>
+        <w:tc>
+          <w:tcPr/>
+          <w:p>
+            <w:pPr>
+              <w:pStyle w:val="Compact"/>
+              <w:jc w:val="left"/>
+            </w:pPr>
+            <w:r>
+              <w:t xml:space="preserve">42</w:t>
+            </w:r>
+          </w:p>
+        </w:tc>
+        <w:tc>
+          <w:tcPr/>
+          <w:p>
+            <w:pPr>
+              <w:pStyle w:val="Compact"/>
+              <w:jc w:val="left"/>
+            </w:pPr>
+            <w:r>
+              <w:t xml:space="preserve">37</w:t>
+            </w:r>
+          </w:p>
+        </w:tc>
+      </w:tr>
+      <w:tr>
+        <w:tc>
+          <w:tcPr/>
+          <w:p>
+            <w:pPr>
+              <w:pStyle w:val="Compact"/>
+              <w:jc w:val="left"/>
+            </w:pPr>
+            <w:r>
+              <w:t xml:space="preserve">Düz (farklı olanı bul dahil)</w:t>
+            </w:r>
+          </w:p>
+        </w:tc>
+        <w:tc>
+          <w:tcPr/>
+          <w:p>
+            <w:pPr>
+              <w:pStyle w:val="Compact"/>
+              <w:jc w:val="left"/>
+            </w:pPr>
+            <w:r>
+              <w:t xml:space="preserve">18</w:t>
+            </w:r>
+          </w:p>
+        </w:tc>
+        <w:tc>
+          <w:tcPr/>
+          <w:p>
+            <w:pPr>
+              <w:pStyle w:val="Compact"/>
+              <w:jc w:val="left"/>
+            </w:pPr>
+            <w:r>
+              <w:t xml:space="preserve">13</w:t>
+            </w:r>
+          </w:p>
+        </w:tc>
+        <w:tc>
+          <w:tcPr/>
+          <w:p>
+            <w:pPr>
+              <w:pStyle w:val="Compact"/>
+              <w:jc w:val="left"/>
+            </w:pPr>
+            <w:r>
+              <w:t xml:space="preserve">27</w:t>
+            </w:r>
+          </w:p>
+        </w:tc>
+        <w:tc>
+          <w:tcPr/>
+          <w:p>
+            <w:pPr>
+              <w:pStyle w:val="Compact"/>
+              <w:jc w:val="left"/>
+            </w:pPr>
+            <w:r>
+              <w:t xml:space="preserve">22</w:t>
+            </w:r>
+          </w:p>
+        </w:tc>
+        <w:tc>
+          <w:tcPr/>
+          <w:p>
+            <w:pPr>
+              <w:pStyle w:val="Compact"/>
+              <w:jc w:val="left"/>
+            </w:pPr>
+            <w:r>
+              <w:t xml:space="preserve">34</w:t>
+            </w:r>
+          </w:p>
+        </w:tc>
+        <w:tc>
+          <w:tcPr/>
+          <w:p>
+            <w:pPr>
+              <w:pStyle w:val="Compact"/>
+              <w:jc w:val="left"/>
+            </w:pPr>
+            <w:r>
+              <w:t xml:space="preserve">43</w:t>
+            </w:r>
+          </w:p>
+        </w:tc>
+      </w:tr>
+      <w:tr>
+        <w:tc>
+          <w:tcPr/>
+          <w:p>
+            <w:pPr>
+              <w:pStyle w:val="Compact"/>
+              <w:jc w:val="left"/>
+            </w:pPr>
+            <w:r>
+              <w:t xml:space="preserve">Öncüllü</w:t>
+            </w:r>
+          </w:p>
+        </w:tc>
+        <w:tc>
+          <w:tcPr/>
+          <w:p>
+            <w:pPr>
+              <w:pStyle w:val="Compact"/>
+              <w:jc w:val="left"/>
+            </w:pPr>
+            <w:r>
+              <w:t xml:space="preserve">19</w:t>
+            </w:r>
+          </w:p>
+        </w:tc>
+        <w:tc>
+          <w:tcPr/>
+          <w:p>
+            <w:pPr>
+              <w:pStyle w:val="Compact"/>
+              <w:jc w:val="left"/>
+            </w:pPr>
+            <w:r>
+              <w:t xml:space="preserve">23</w:t>
+            </w:r>
+          </w:p>
+        </w:tc>
+        <w:tc>
+          <w:tcPr/>
+          <w:p>
+            <w:pPr>
+              <w:pStyle w:val="Compact"/>
+              <w:jc w:val="left"/>
+            </w:pPr>
+            <w:r>
+              <w:t xml:space="preserve">17</w:t>
+            </w:r>
+          </w:p>
+        </w:tc>
+        <w:tc>
+          <w:tcPr/>
+          <w:p>
+            <w:pPr>
+              <w:pStyle w:val="Compact"/>
+              <w:jc w:val="left"/>
+            </w:pPr>
+            <w:r>
+              <w:t xml:space="preserve">19</w:t>
+            </w:r>
+          </w:p>
+        </w:tc>
+        <w:tc>
+          <w:tcPr/>
+          <w:p>
+            <w:pPr>
+              <w:pStyle w:val="Compact"/>
+              <w:jc w:val="left"/>
+            </w:pPr>
+            <w:r>
+              <w:t xml:space="preserve">1</w:t>
+            </w:r>
+          </w:p>
+        </w:tc>
+        <w:tc>
+          <w:tcPr/>
+          <w:p>
+            <w:pPr>
+              <w:pStyle w:val="Compact"/>
+              <w:jc w:val="left"/>
+            </w:pPr>
+            <w:r>
+              <w:t xml:space="preserve">0</w:t>
+            </w:r>
+          </w:p>
+        </w:tc>
+      </w:tr>
+      <w:tr>
+        <w:tc>
+          <w:tcPr/>
+          <w:p>
+            <w:pPr>
+              <w:pStyle w:val="Compact"/>
+              <w:jc w:val="left"/>
+            </w:pPr>
+            <w:r>
+              <w:t xml:space="preserve">Doğru</w:t>
+            </w:r>
+          </w:p>
+        </w:tc>
+        <w:tc>
+          <w:tcPr/>
+          <w:p>
+            <w:pPr>
+              <w:pStyle w:val="Compact"/>
+              <w:jc w:val="left"/>
+            </w:pPr>
+            <w:r>
+              <w:t xml:space="preserve">9</w:t>
+            </w:r>
+          </w:p>
+        </w:tc>
+        <w:tc>
+          <w:tcPr/>
+          <w:p>
+            <w:pPr>
+              <w:pStyle w:val="Compact"/>
+              <w:jc w:val="left"/>
+            </w:pPr>
+            <w:r>
+              <w:t xml:space="preserve">10</w:t>
+            </w:r>
+          </w:p>
+        </w:tc>
+        <w:tc>
+          <w:tcPr/>
+          <w:p>
+            <w:pPr>
+              <w:pStyle w:val="Compact"/>
+              <w:jc w:val="left"/>
+            </w:pPr>
+            <w:r>
+              <w:t xml:space="preserve">6</w:t>
+            </w:r>
+          </w:p>
+        </w:tc>
+        <w:tc>
+          <w:tcPr/>
+          <w:p>
+            <w:pPr>
+              <w:pStyle w:val="Compact"/>
+              <w:jc w:val="left"/>
+            </w:pPr>
+            <w:r>
+              <w:t xml:space="preserve">5</w:t>
+            </w:r>
+          </w:p>
+        </w:tc>
+        <w:tc>
+          <w:tcPr/>
+          <w:p>
+            <w:pPr>
+              <w:pStyle w:val="Compact"/>
+              <w:jc w:val="left"/>
+            </w:pPr>
+            <w:r>
+              <w:t xml:space="preserve">9</w:t>
+            </w:r>
+          </w:p>
+        </w:tc>
+        <w:tc>
+          <w:tcPr/>
+          <w:p>
+            <w:pPr>
+              <w:pStyle w:val="Compact"/>
+              <w:jc w:val="left"/>
+            </w:pPr>
+            <w:r>
+              <w:t xml:space="preserve">6</w:t>
+            </w:r>
+          </w:p>
+        </w:tc>
+      </w:tr>
+      <w:tr>
+        <w:tc>
+          <w:tcPr/>
+          <w:p>
+            <w:pPr>
+              <w:pStyle w:val="Compact"/>
+              <w:jc w:val="left"/>
+            </w:pPr>
+            <w:r>
+              <w:t xml:space="preserve">Vaka</w:t>
+            </w:r>
+          </w:p>
+        </w:tc>
+        <w:tc>
+          <w:tcPr/>
+          <w:p>
+            <w:pPr>
+              <w:pStyle w:val="Compact"/>
+              <w:jc w:val="left"/>
+            </w:pPr>
+            <w:r>
+              <w:t xml:space="preserve">4</w:t>
+            </w:r>
+          </w:p>
+        </w:tc>
+        <w:tc>
+          <w:tcPr/>
+          <w:p>
+            <w:pPr>
+              <w:pStyle w:val="Compact"/>
+              <w:jc w:val="left"/>
+            </w:pPr>
+            <w:r>
+              <w:t xml:space="preserve">5</w:t>
+            </w:r>
+          </w:p>
+        </w:tc>
+        <w:tc>
+          <w:tcPr/>
+          <w:p>
+            <w:pPr>
+              <w:pStyle w:val="Compact"/>
+              <w:jc w:val="left"/>
+            </w:pPr>
+            <w:r>
+              <w:t xml:space="preserve">1</w:t>
+            </w:r>
+          </w:p>
+        </w:tc>
+        <w:tc>
+          <w:tcPr/>
+          <w:p>
+            <w:pPr>
+              <w:pStyle w:val="Compact"/>
+              <w:jc w:val="left"/>
+            </w:pPr>
+            <w:r>
+              <w:t xml:space="preserve">2</w:t>
+            </w:r>
+          </w:p>
+        </w:tc>
+        <w:tc>
+          <w:tcPr/>
+          <w:p>
+            <w:pPr>
+              <w:pStyle w:val="Compact"/>
+              <w:jc w:val="left"/>
+            </w:pPr>
+            <w:r>
+              <w:t xml:space="preserve">7</w:t>
+            </w:r>
+          </w:p>
+        </w:tc>
+        <w:tc>
+          <w:tcPr/>
+          <w:p>
+            <w:pPr>
+              <w:pStyle w:val="Compact"/>
+              <w:jc w:val="left"/>
+            </w:pPr>
+            <w:r>
+              <w:t xml:space="preserve">3</w:t>
+            </w:r>
+          </w:p>
+        </w:tc>
+      </w:tr>
+      <w:tr>
+        <w:tc>
+          <w:tcPr/>
+          <w:p>
+            <w:pPr>
+              <w:pStyle w:val="Compact"/>
+              <w:jc w:val="left"/>
+            </w:pPr>
+            <w:r>
+              <w:t xml:space="preserve">Kavram</w:t>
+            </w:r>
+          </w:p>
+        </w:tc>
+        <w:tc>
+          <w:tcPr/>
+          <w:p>
+            <w:pPr>
+              <w:pStyle w:val="Compact"/>
+              <w:jc w:val="left"/>
+            </w:pPr>
+            <w:r>
+              <w:t xml:space="preserve">2</w:t>
+            </w:r>
+          </w:p>
+        </w:tc>
+        <w:tc>
+          <w:tcPr/>
+          <w:p>
+            <w:pPr>
+              <w:pStyle w:val="Compact"/>
+              <w:jc w:val="left"/>
+            </w:pPr>
+            <w:r>
+              <w:t xml:space="preserve">4</w:t>
+            </w:r>
+          </w:p>
+        </w:tc>
+        <w:tc>
+          <w:tcPr/>
+          <w:p>
+            <w:pPr>
+              <w:pStyle w:val="Compact"/>
+              <w:jc w:val="left"/>
+            </w:pPr>
+            <w:r>
+              <w:t xml:space="preserve">5</w:t>
+            </w:r>
+          </w:p>
+        </w:tc>
+        <w:tc>
+          <w:tcPr/>
+          <w:p>
+            <w:pPr>
+              <w:pStyle w:val="Compact"/>
+              <w:jc w:val="left"/>
+            </w:pPr>
+            <w:r>
+              <w:t xml:space="preserve">6</w:t>
+            </w:r>
+          </w:p>
+        </w:tc>
+        <w:tc>
+          <w:tcPr/>
+          <w:p>
+            <w:pPr>
+              <w:pStyle w:val="Compact"/>
+              <w:jc w:val="left"/>
+            </w:pPr>
+            <w:r>
+              <w:t xml:space="preserve">3</w:t>
+            </w:r>
+          </w:p>
+        </w:tc>
+        <w:tc>
+          <w:tcPr/>
+          <w:p>
+            <w:pPr>
+              <w:pStyle w:val="Compact"/>
+              <w:jc w:val="left"/>
+            </w:pPr>
+            <w:r>
+              <w:t xml:space="preserve">6</w:t>
+            </w:r>
+          </w:p>
+        </w:tc>
+      </w:tr>
+      <w:tr>
+        <w:tc>
+          <w:tcPr/>
+          <w:p>
+            <w:pPr>
+              <w:pStyle w:val="Compact"/>
+              <w:jc w:val="left"/>
+            </w:pPr>
+            <w:r>
+              <w:t xml:space="preserve">Boşluk</w:t>
+            </w:r>
+          </w:p>
+        </w:tc>
+        <w:tc>
+          <w:tcPr/>
+          <w:p>
+            <w:pPr>
+              <w:pStyle w:val="Compact"/>
+              <w:jc w:val="left"/>
+            </w:pPr>
+            <w:r>
+              <w:t xml:space="preserve">3</w:t>
+            </w:r>
+          </w:p>
+        </w:tc>
+        <w:tc>
+          <w:tcPr/>
+          <w:p>
+            <w:pPr>
+              <w:pStyle w:val="Compact"/>
+              <w:jc w:val="left"/>
+            </w:pPr>
+            <w:r>
+              <w:t xml:space="preserve">4</w:t>
+            </w:r>
+          </w:p>
+        </w:tc>
+        <w:tc>
+          <w:tcPr/>
+          <w:p>
+            <w:pPr>
+              <w:pStyle w:val="Compact"/>
+              <w:jc w:val="left"/>
+            </w:pPr>
+            <w:r>
+              <w:t xml:space="preserve">4</w:t>
+            </w:r>
+          </w:p>
+        </w:tc>
+        <w:tc>
+          <w:tcPr/>
+          <w:p>
+            <w:pPr>
+              <w:pStyle w:val="Compact"/>
+              <w:jc w:val="left"/>
+            </w:pPr>
+            <w:r>
+              <w:t xml:space="preserve">6</w:t>
+            </w:r>
+          </w:p>
+        </w:tc>
+        <w:tc>
+          <w:tcPr/>
+          <w:p>
+            <w:pPr>
+              <w:pStyle w:val="Compact"/>
+              <w:jc w:val="left"/>
+            </w:pPr>
+            <w:r>
+              <w:t xml:space="preserve">1</w:t>
+            </w:r>
+          </w:p>
+        </w:tc>
+        <w:tc>
+          <w:tcPr/>
+          <w:p>
+            <w:pPr>
+              <w:pStyle w:val="Compact"/>
+              <w:jc w:val="left"/>
+            </w:pPr>
+            <w:r>
+              <w:t xml:space="preserve">0</w:t>
+            </w:r>
+          </w:p>
+        </w:tc>
+      </w:tr>
+      <w:tr>
+        <w:tc>
+          <w:tcPr/>
+          <w:p>
+            <w:pPr>
+              <w:pStyle w:val="Compact"/>
+              <w:jc w:val="left"/>
+            </w:pPr>
+            <w:r>
+              <w:t xml:space="preserve">Eşleştirme</w:t>
+            </w:r>
+          </w:p>
+        </w:tc>
+        <w:tc>
+          <w:tcPr/>
+          <w:p>
+            <w:pPr>
+              <w:pStyle w:val="Compact"/>
+              <w:jc w:val="left"/>
+            </w:pPr>
+            <w:r>
+              <w:t xml:space="preserve">2</w:t>
+            </w:r>
+          </w:p>
+        </w:tc>
+        <w:tc>
+          <w:tcPr/>
+          <w:p>
+            <w:pPr>
+              <w:pStyle w:val="Compact"/>
+              <w:jc w:val="left"/>
+            </w:pPr>
+            <w:r>
+              <w:t xml:space="preserve">2</w:t>
+            </w:r>
+          </w:p>
+        </w:tc>
+        <w:tc>
+          <w:tcPr/>
+          <w:p>
+            <w:pPr>
+              <w:pStyle w:val="Compact"/>
+              <w:jc w:val="left"/>
+            </w:pPr>
+            <w:r>
+              <w:t xml:space="preserve">5</w:t>
+            </w:r>
+          </w:p>
+        </w:tc>
+        <w:tc>
+          <w:tcPr/>
+          <w:p>
+            <w:pPr>
+              <w:pStyle w:val="Compact"/>
+              <w:jc w:val="left"/>
+            </w:pPr>
+            <w:r>
+              <w:t xml:space="preserve">8</w:t>
+            </w:r>
+          </w:p>
+        </w:tc>
+        <w:tc>
+          <w:tcPr/>
+          <w:p>
+            <w:pPr>
+              <w:pStyle w:val="Compact"/>
+              <w:jc w:val="left"/>
+            </w:pPr>
+            <w:r>
+              <w:t xml:space="preserve">1</w:t>
+            </w:r>
+          </w:p>
+        </w:tc>
+        <w:tc>
+          <w:tcPr/>
+          <w:p>
+            <w:pPr>
+              <w:pStyle w:val="Compact"/>
+              <w:jc w:val="left"/>
+            </w:pPr>
+            <w:r>
+              <w:t xml:space="preserve">3</w:t>
+            </w:r>
+          </w:p>
+        </w:tc>
+      </w:tr>
+      <w:tr>
+        <w:tc>
+          <w:tcPr/>
+          <w:p>
+            <w:pPr>
+              <w:pStyle w:val="Compact"/>
+              <w:jc w:val="left"/>
+            </w:pPr>
+            <w:r>
+              <w:t xml:space="preserve">Sıralama</w:t>
+            </w:r>
+          </w:p>
+        </w:tc>
+        <w:tc>
+          <w:tcPr/>
+          <w:p>
+            <w:pPr>
+              <w:pStyle w:val="Compact"/>
+              <w:jc w:val="left"/>
+            </w:pPr>
+            <w:r>
+              <w:t xml:space="preserve">0,5</w:t>
+            </w:r>
+          </w:p>
+        </w:tc>
+        <w:tc>
+          <w:tcPr/>
+          <w:p>
+            <w:pPr>
+              <w:pStyle w:val="Compact"/>
+              <w:jc w:val="left"/>
+            </w:pPr>
+            <w:r>
+              <w:t xml:space="preserve">0</w:t>
+            </w:r>
+          </w:p>
+        </w:tc>
+        <w:tc>
+          <w:tcPr/>
+          <w:p>
+            <w:pPr>
+              <w:pStyle w:val="Compact"/>
+              <w:jc w:val="left"/>
+            </w:pPr>
+            <w:r>
+              <w:t xml:space="preserve">1</w:t>
+            </w:r>
+          </w:p>
+        </w:tc>
+        <w:tc>
+          <w:tcPr/>
+          <w:p>
+            <w:pPr>
+              <w:pStyle w:val="Compact"/>
+              <w:jc w:val="left"/>
+            </w:pPr>
+            <w:r>
+              <w:t xml:space="preserve">0</w:t>
+            </w:r>
+          </w:p>
+        </w:tc>
+        <w:tc>
+          <w:tcPr/>
+          <w:p>
+            <w:pPr>
+              <w:pStyle w:val="Compact"/>
+              <w:jc w:val="left"/>
+            </w:pPr>
+            <w:r>
+              <w:t xml:space="preserve">1</w:t>
+            </w:r>
+          </w:p>
+        </w:tc>
+        <w:tc>
+          <w:tcPr/>
+          <w:p>
+            <w:pPr>
+              <w:pStyle w:val="Compact"/>
+              <w:jc w:val="left"/>
+            </w:pPr>
+            <w:r>
+              <w:t xml:space="preserve">3</w:t>
+            </w:r>
+          </w:p>
+        </w:tc>
+      </w:tr>
+    </w:tbl>
+    <w:p>
+      <w:pPr>
+        <w:pStyle w:val="BodyText"/>
+      </w:pPr>
+      <w:r>
+        <w:t xml:space="preserve">Öncüllü sorular (68 adet): öncül sayısı 4 → %54, 5 → %26, 3 → %19. Doğru cevap: ara kombinasyon %63, tek öncül (</w:t>
+      </w:r>
+      <w:r>
+        <w:t xml:space="preserve">“</w:t>
+      </w:r>
+      <w:r>
+        <w:t xml:space="preserve">Yalnız X</w:t>
+      </w:r>
+      <w:r>
+        <w:t xml:space="preserve">”</w:t>
+      </w:r>
+      <w:r>
+        <w:t xml:space="preserve">) %18, tüm öncüller %19. Tarifede öncüllü soru 5 yılda yalnız 1 kez kullanıldı.</w:t>
+      </w:r>
+    </w:p>
+    <w:p>
+      <w:pPr>
+        <w:pStyle w:val="BodyText"/>
+      </w:pPr>
+      <w:r>
+        <w:t xml:space="preserve">Alan bazlı üretimde yukarıdaki genel bantlar yerine</w:t>
+      </w:r>
+      <w:r>
+        <w:t xml:space="preserve"> </w:t>
+      </w:r>
+      <w:r>
+        <w:rPr>
+          <w:bCs/>
+          <w:b/>
+        </w:rPr>
+        <w:t xml:space="preserve">ilgili alanın</w:t>
+      </w:r>
+      <w:r>
+        <w:t xml:space="preserve"> </w:t>
+      </w:r>
+      <w:r>
+        <w:t xml:space="preserve">sütunu esas alınır (ör. tarifede öncüllü kullanılmaz, düz/farklı olanı bul ağırlıklıdır).</w:t>
       </w:r>
       <w:r>
         <w:t xml:space="preserve"> </w:t>
@@ -5048,7 +5984,7 @@
         <w:pStyle w:val="Compact"/>
       </w:pPr>
       <w:r>
-        <w:t xml:space="preserve">3–5 öncül; en sık 4.</w:t>
+        <w:t xml:space="preserve">3–5 öncül; en sık 4 (%54), sonra 5 (%26) ve 3 (%19).</w:t>
       </w:r>
     </w:p>
     <w:p>
@@ -5090,7 +6026,7 @@
         <w:pStyle w:val="Compact"/>
       </w:pPr>
       <w:r>
-        <w:t xml:space="preserve">Doğru cevap dağılımı: ~%25 tek öncül (</w:t>
+        <w:t xml:space="preserve">Doğru cevap dağılımı (5 yılın 68 öncüllü sorusu): ~%18 tek öncül (</w:t>
       </w:r>
       <w:r>
         <w:t xml:space="preserve">“</w:t>
@@ -5102,7 +6038,7 @@
         <w:t xml:space="preserve">”</w:t>
       </w:r>
       <w:r>
-        <w:t xml:space="preserve">), ~%20–25 tüm öncüller, ~%50 ara kombinasyon.</w:t>
+        <w:t xml:space="preserve">), ~%19 tüm öncüller, ~%63 ara kombinasyon.</w:t>
       </w:r>
     </w:p>
     <w:p>

--- a/00-SORU-YAZARI-ANALIZI-VE-PROMPTLAR/02-SORU-PROMPTU-0_GENEL.docx
+++ b/00-SORU-YAZARI-ANALIZI-VE-PROMPTLAR/02-SORU-PROMPTU-0_GENEL.docx
@@ -2,7 +2,7 @@
 <file path=word/document.xml><?xml version="1.0" encoding="utf-8"?>
 <w:document xmlns:w="http://schemas.openxmlformats.org/wordprocessingml/2006/main" xmlns:m="http://schemas.openxmlformats.org/officeDocument/2006/math" xmlns:r="http://schemas.openxmlformats.org/officeDocument/2006/relationships" xmlns:o="urn:schemas-microsoft-com:office:office" xmlns:v="urn:schemas-microsoft-com:vml" xmlns:w10="urn:schemas-microsoft-com:office:word" xmlns:a="http://schemas.openxmlformats.org/drawingml/2006/main" xmlns:pic="http://schemas.openxmlformats.org/drawingml/2006/picture" xmlns:wp="http://schemas.openxmlformats.org/drawingml/2006/wordprocessingDrawing">
   <w:body>
-    <w:bookmarkStart w:id="48" w:name="soru-üretim-promptu-0-genel-tüm-alanlar"/>
+    <w:bookmarkStart w:id="49" w:name="soru-üretim-promptu-0-genel-tüm-alanlar"/>
     <w:p>
       <w:pPr>
         <w:pStyle w:val="Heading1"/>
@@ -326,6 +326,15 @@
         <w:rPr>
           <w:rStyle w:val="VerbatimChar"/>
         </w:rPr>
+        <w:t xml:space="preserve">ALT TİP: [OTOMATİK (varsayılan; 12-SORU-TIPI-KATALOGU Bölüm 5) | ör. O2×3, Ö3×2, B2×1 | KARMA-24-25]</w:t>
+      </w:r>
+      <w:r>
+        <w:br/>
+      </w:r>
+      <w:r>
+        <w:rPr>
+          <w:rStyle w:val="VerbatimChar"/>
+        </w:rPr>
         <w:t xml:space="preserve">ÇIKTI BİÇİMİ: [Çalışma kitabı (varsayılan) | 3 bölümlü deneme]</w:t>
       </w:r>
     </w:p>
@@ -377,7 +386,7 @@
       </w:r>
     </w:p>
     <w:bookmarkEnd w:id="21"/>
-    <w:bookmarkStart w:id="26" w:name="bakanliğin-soru-dnasi"/>
+    <w:bookmarkStart w:id="27" w:name="bakanliğin-soru-dnasi"/>
     <w:p>
       <w:pPr>
         <w:pStyle w:val="Heading2"/>
@@ -1885,7 +1894,7 @@
         <w:pStyle w:val="BodyText"/>
       </w:pPr>
       <w:r>
-        <w:t xml:space="preserve">Öncüllü sorular (68 adet): öncül sayısı 4 → %54, 5 → %26, 3 → %19. Doğru cevap: ara kombinasyon %63, tek öncül (</w:t>
+        <w:t xml:space="preserve">Öncüllü sorular (68 adet): öncül sayısı 4 → %54, 5 → %26, 3 → %19. Doğru cevap: ara kombinasyon %65, tek öncül (</w:t>
       </w:r>
       <w:r>
         <w:t xml:space="preserve">“</w:t>
@@ -1897,7 +1906,7 @@
         <w:t xml:space="preserve">”</w:t>
       </w:r>
       <w:r>
-        <w:t xml:space="preserve">) %18, tüm öncüller %19. Tarifede öncüllü soru 5 yılda yalnız 1 kez kullanıldı.</w:t>
+        <w:t xml:space="preserve">) %19, tüm öncüller %16 (liste öncüllüde %31). Tarifede öncüllü soru 5 yılda yalnız 1 kez kullanıldı.</w:t>
       </w:r>
     </w:p>
     <w:p>
@@ -1947,12 +1956,284 @@
       </w:r>
     </w:p>
     <w:bookmarkEnd w:id="23"/>
-    <w:bookmarkStart w:id="24" w:name="X688b8e65c1910c9e8d48f96e3df1066ecc7b639"/>
+    <w:bookmarkStart w:id="24" w:name="b-alt-tip-hedefleri-mod-b-100-soru"/>
     <w:p>
       <w:pPr>
         <w:pStyle w:val="Heading3"/>
       </w:pPr>
       <w:r>
+        <w:t xml:space="preserve">2.2b Alt tip hedefleri (MOD B – 100 soru)</w:t>
+      </w:r>
+    </w:p>
+    <w:p>
+      <w:pPr>
+        <w:pStyle w:val="FirstParagraph"/>
+      </w:pPr>
+      <w:r>
+        <w:t xml:space="preserve">Kodlar ve her alt tipin gerçek örneği, kuruluşu ve üretim tarifi</w:t>
+      </w:r>
+      <w:r>
+        <w:t xml:space="preserve"> </w:t>
+      </w:r>
+      <w:r>
+        <w:rPr>
+          <w:rStyle w:val="VerbatimChar"/>
+        </w:rPr>
+        <w:t xml:space="preserve">12-SORU-TIPI-KATALOGU</w:t>
+      </w:r>
+      <w:r>
+        <w:t xml:space="preserve"> </w:t>
+      </w:r>
+      <w:r>
+        <w:t xml:space="preserve">dosyasındadır.</w:t>
+      </w:r>
+      <w:r>
+        <w:t xml:space="preserve"> </w:t>
+      </w:r>
+      <w:r>
+        <w:rPr>
+          <w:rStyle w:val="VerbatimChar"/>
+        </w:rPr>
+        <w:t xml:space="preserve">ALT TİP: OTOMATİK</w:t>
+      </w:r>
+      <w:r>
+        <w:t xml:space="preserve"> </w:t>
+      </w:r>
+      <w:r>
+        <w:t xml:space="preserve">seçiliyse bu tablo uygulanır.</w:t>
+      </w:r>
+    </w:p>
+    <w:tbl>
+      <w:tblPr>
+        <w:tblStyle w:val="Table"/>
+        <w:tblW w:type="pct" w:w="5000"/>
+        <w:tblLook w:firstRow="1" w:lastRow="0" w:firstColumn="0" w:lastColumn="0" w:noHBand="0" w:noVBand="0" w:val="0020"/>
+        <w:jc w:val="start"/>
+      </w:tblPr>
+      <w:tblGrid>
+        <w:gridCol w:w="894"/>
+        <w:gridCol w:w="4981"/>
+        <w:gridCol w:w="2043"/>
+      </w:tblGrid>
+      <w:tr>
+        <w:trPr>
+          <w:tblHeader w:val="true"/>
+        </w:trPr>
+        <w:tc>
+          <w:tcPr/>
+          <w:p>
+            <w:pPr>
+              <w:pStyle w:val="Compact"/>
+              <w:jc w:val="left"/>
+            </w:pPr>
+            <w:r>
+              <w:t xml:space="preserve">Alan (soru)</w:t>
+            </w:r>
+          </w:p>
+        </w:tc>
+        <w:tc>
+          <w:tcPr/>
+          <w:p>
+            <w:pPr>
+              <w:pStyle w:val="Compact"/>
+              <w:jc w:val="left"/>
+            </w:pPr>
+            <w:r>
+              <w:t xml:space="preserve">Alt tip hedefi</w:t>
+            </w:r>
+          </w:p>
+        </w:tc>
+        <w:tc>
+          <w:tcPr/>
+          <w:p>
+            <w:pPr>
+              <w:pStyle w:val="Compact"/>
+              <w:jc w:val="left"/>
+            </w:pPr>
+            <w:r>
+              <w:t xml:space="preserve">Esnek kontenjan</w:t>
+            </w:r>
+          </w:p>
+        </w:tc>
+      </w:tr>
+      <w:tr>
+        <w:tc>
+          <w:tcPr/>
+          <w:p>
+            <w:pPr>
+              <w:pStyle w:val="Compact"/>
+              <w:jc w:val="left"/>
+            </w:pPr>
+            <w:r>
+              <w:t xml:space="preserve">GM (42)</w:t>
+            </w:r>
+          </w:p>
+        </w:tc>
+        <w:tc>
+          <w:tcPr/>
+          <w:p>
+            <w:pPr>
+              <w:pStyle w:val="Compact"/>
+              <w:jc w:val="left"/>
+            </w:pPr>
+            <w:r>
+              <w:t xml:space="preserve">O2 11 · O1 6 · Ö3 4 · G1 4 · Ö1 3 · D1 2 · Ö2 2 · D3 2 · D6 1 · K1 1 · V1/V2/V3 2 · B1/B2 2 · E1/E2 1</w:t>
+            </w:r>
+          </w:p>
+        </w:tc>
+        <w:tc>
+          <w:tcPr/>
+          <w:p>
+            <w:pPr>
+              <w:pStyle w:val="Compact"/>
+              <w:jc w:val="left"/>
+            </w:pPr>
+            <w:r>
+              <w:t xml:space="preserve">1: O3, D2 ya da G3</w:t>
+            </w:r>
+          </w:p>
+        </w:tc>
+      </w:tr>
+      <w:tr>
+        <w:tc>
+          <w:tcPr/>
+          <w:p>
+            <w:pPr>
+              <w:pStyle w:val="Compact"/>
+              <w:jc w:val="left"/>
+            </w:pPr>
+            <w:r>
+              <w:t xml:space="preserve">SAİR (30)</w:t>
+            </w:r>
+          </w:p>
+        </w:tc>
+        <w:tc>
+          <w:tcPr/>
+          <w:p>
+            <w:pPr>
+              <w:pStyle w:val="Compact"/>
+              <w:jc w:val="left"/>
+            </w:pPr>
+            <w:r>
+              <w:t xml:space="preserve">O1 7 · D3 3 · D2 2 · O2 2 · Ö1 2 · Ö3 2 · K1 2 · E1 2 · B1 1 · D6 1 · G1 1 · Ö2 1 · Ö4 1 · D4 1</w:t>
+            </w:r>
+          </w:p>
+        </w:tc>
+        <w:tc>
+          <w:tcPr/>
+          <w:p>
+            <w:pPr>
+              <w:pStyle w:val="Compact"/>
+              <w:jc w:val="left"/>
+            </w:pPr>
+            <w:r>
+              <w:t xml:space="preserve">2: G2, E3, D5, O3, Ö5</w:t>
+            </w:r>
+          </w:p>
+        </w:tc>
+      </w:tr>
+      <w:tr>
+        <w:tc>
+          <w:tcPr/>
+          <w:p>
+            <w:pPr>
+              <w:pStyle w:val="Compact"/>
+              <w:jc w:val="left"/>
+            </w:pPr>
+            <w:r>
+              <w:t xml:space="preserve">TARİFE (17)</w:t>
+            </w:r>
+          </w:p>
+        </w:tc>
+        <w:tc>
+          <w:tcPr/>
+          <w:p>
+            <w:pPr>
+              <w:pStyle w:val="Compact"/>
+              <w:jc w:val="left"/>
+            </w:pPr>
+            <w:r>
+              <w:t xml:space="preserve">O4 7 · D5 4 · D4 2 · V4 2</w:t>
+            </w:r>
+          </w:p>
+        </w:tc>
+        <w:tc>
+          <w:tcPr/>
+          <w:p>
+            <w:pPr>
+              <w:pStyle w:val="Compact"/>
+              <w:jc w:val="left"/>
+            </w:pPr>
+            <w:r>
+              <w:t xml:space="preserve">2: E1, G4, S2, G2 ya da B2</w:t>
+            </w:r>
+          </w:p>
+        </w:tc>
+      </w:tr>
+      <w:tr>
+        <w:tc>
+          <w:tcPr/>
+          <w:p>
+            <w:pPr>
+              <w:pStyle w:val="Compact"/>
+              <w:jc w:val="left"/>
+            </w:pPr>
+            <w:r>
+              <w:t xml:space="preserve">HESAP (11)</w:t>
+            </w:r>
+          </w:p>
+        </w:tc>
+        <w:tc>
+          <w:tcPr/>
+          <w:p>
+            <w:pPr>
+              <w:pStyle w:val="Compact"/>
+              <w:jc w:val="left"/>
+            </w:pPr>
+            <w:r>
+              <w:t xml:space="preserve">H6 3 · H3 3 · H1 2 · H2 1 (H1’e bağlı) · H4 1 · H8 1</w:t>
+            </w:r>
+          </w:p>
+        </w:tc>
+        <w:tc>
+          <w:tcPr/>
+          <w:p>
+            <w:pPr>
+              <w:pStyle w:val="Compact"/>
+              <w:jc w:val="left"/>
+            </w:pPr>
+            <w:r>
+              <w:t xml:space="preserve">Üç denemeden birinde H5 ya da H7</w:t>
+            </w:r>
+          </w:p>
+        </w:tc>
+      </w:tr>
+    </w:tbl>
+    <w:p>
+      <w:pPr>
+        <w:pStyle w:val="BodyText"/>
+      </w:pPr>
+      <w:r>
+        <w:rPr>
+          <w:bCs/>
+          <w:b/>
+        </w:rPr>
+        <w:t xml:space="preserve">Alt tip kuralları:</w:t>
+      </w:r>
+      <w:r>
+        <w:t xml:space="preserve"> </w:t>
+      </w:r>
+      <w:r>
+        <w:t xml:space="preserve">Aynı alt tip üst üste en fazla 3 kez; seri blok içinde alt tip değişir (kural → öncüllü → vaka). O2’lerde hiçbir bozma tekniği %30’u geçmez. Çıplak sayı sorusu (D1) azaltılır; sayı bilgisi boşluk matrisine (B1/B2) ve cümle şıkkına (G1) taşınır. Bayraklar: tuzak veri 8–10, matris şık 6–9, mutlak ifade 6–8 (bir kısmı doğru ifadede).</w:t>
+      </w:r>
+    </w:p>
+    <w:bookmarkEnd w:id="24"/>
+    <w:bookmarkStart w:id="25" w:name="X688b8e65c1910c9e8d48f96e3df1066ecc7b639"/>
+    <w:p>
+      <w:pPr>
+        <w:pStyle w:val="Heading3"/>
+      </w:pPr>
+      <w:r>
         <w:t xml:space="preserve">2.3 En çok ölçülen bilgi türleri (sıklık sırasıyla)</w:t>
       </w:r>
     </w:p>
@@ -1964,8 +2245,8 @@
         <w:t xml:space="preserve">Kapsam (dahil/hariç) › Sınıflandırma kuralı › Matrah/kıymet unsuru › Usul/prosedür › Şart › Süre ve süre başlangıcı › Belge › Makam/yetki › Tanım › Oran/tutar/eşik › Hukuki sonuç › Yaptırım/ceza › İstisna › Mükellef/sorumlu.</w:t>
       </w:r>
     </w:p>
-    <w:bookmarkEnd w:id="24"/>
-    <w:bookmarkStart w:id="25" w:name="Xa2562492a6d21afc2902686092231bf15b4aec0"/>
+    <w:bookmarkEnd w:id="25"/>
+    <w:bookmarkStart w:id="26" w:name="Xa2562492a6d21afc2902686092231bf15b4aec0"/>
     <w:p>
       <w:pPr>
         <w:pStyle w:val="Heading3"/>
@@ -2324,9 +2605,9 @@
         </w:pict>
       </w:r>
     </w:p>
-    <w:bookmarkEnd w:id="25"/>
     <w:bookmarkEnd w:id="26"/>
-    <w:bookmarkStart w:id="32" w:name="üretim-süreci-zorunlu-sıra-atlanamaz"/>
+    <w:bookmarkEnd w:id="27"/>
+    <w:bookmarkStart w:id="33" w:name="üretim-süreci-zorunlu-sıra-atlanamaz"/>
     <w:p>
       <w:pPr>
         <w:pStyle w:val="Heading2"/>
@@ -2335,7 +2616,7 @@
         <w:t xml:space="preserve">3. ÜRETİM SÜRECİ (zorunlu sıra; atlanamaz)</w:t>
       </w:r>
     </w:p>
-    <w:bookmarkStart w:id="27" w:name="aşama-1-mevzuat-röntgeni-soru-madeni"/>
+    <w:bookmarkStart w:id="28" w:name="aşama-1-mevzuat-röntgeni-soru-madeni"/>
     <w:p>
       <w:pPr>
         <w:pStyle w:val="Heading3"/>
@@ -3278,8 +3559,8 @@
         <w:t xml:space="preserve">(kısa tablo). MOD B ve C’de envanteri iç çalışma olarak tut, çıktıya koyma.</w:t>
       </w:r>
     </w:p>
-    <w:bookmarkEnd w:id="27"/>
-    <w:bookmarkStart w:id="28" w:name="aşama-2-bilgi-türü-kalıp-seçimi"/>
+    <w:bookmarkEnd w:id="28"/>
+    <w:bookmarkStart w:id="29" w:name="aşama-2-bilgi-türü-kalıp-seçimi"/>
     <w:p>
       <w:pPr>
         <w:pStyle w:val="Heading3"/>
@@ -3903,8 +4184,8 @@
         <w:t xml:space="preserve">Önce hükmün asıl sınav değerini belirle. Kalıp bilgiye hizmet eder; bilgi kalıba zorla uydurulmaz. Doğrudan soru çok basit kalıyorsa öncüllü, boşluk, eşleştirme, vaka veya çift bilgi tekniğini değerlendir. Aynı bölümde aynı kökü üst üste kullanma.</w:t>
       </w:r>
     </w:p>
-    <w:bookmarkEnd w:id="28"/>
-    <w:bookmarkStart w:id="29" w:name="aşama-3-kök-yazımı"/>
+    <w:bookmarkEnd w:id="29"/>
+    <w:bookmarkStart w:id="30" w:name="aşama-3-kök-yazımı"/>
     <w:p>
       <w:pPr>
         <w:pStyle w:val="Heading3"/>
@@ -4088,8 +4369,8 @@
         <w:t xml:space="preserve">Kök uzunluğu bilgi türüne uyar. Kısa bilgi sorusu 1–2 satır, öncüllü/boşluk/vaka 4–10 satır, hesap vakası 6–20 satır.</w:t>
       </w:r>
     </w:p>
-    <w:bookmarkEnd w:id="29"/>
-    <w:bookmarkStart w:id="30" w:name="X51500395d4d236de361c5a424db9e09569e4b32"/>
+    <w:bookmarkEnd w:id="30"/>
+    <w:bookmarkStart w:id="31" w:name="X51500395d4d236de361c5a424db9e09569e4b32"/>
     <w:p>
       <w:pPr>
         <w:pStyle w:val="Heading3"/>
@@ -4153,8 +4434,8 @@
         <w:t xml:space="preserve">tekniğinde eleman gerçek dünyada makul olmalı, mevzuatta ise geçmemeli.</w:t>
       </w:r>
     </w:p>
-    <w:bookmarkEnd w:id="30"/>
-    <w:bookmarkStart w:id="31" w:name="aşama-5-doğrulama-her-soru"/>
+    <w:bookmarkEnd w:id="31"/>
+    <w:bookmarkStart w:id="32" w:name="aşama-5-doğrulama-her-soru"/>
     <w:p>
       <w:pPr>
         <w:pStyle w:val="Heading3"/>
@@ -4252,9 +4533,9 @@
         </w:pict>
       </w:r>
     </w:p>
-    <w:bookmarkEnd w:id="31"/>
     <w:bookmarkEnd w:id="32"/>
-    <w:bookmarkStart w:id="33" w:name="X76ec6012915def4735ed45de85ac8778a28b248"/>
+    <w:bookmarkEnd w:id="33"/>
+    <w:bookmarkStart w:id="34" w:name="X76ec6012915def4735ed45de85ac8778a28b248"/>
     <w:p>
       <w:pPr>
         <w:pStyle w:val="Heading2"/>
@@ -5070,8 +5351,8 @@
         </w:pict>
       </w:r>
     </w:p>
-    <w:bookmarkEnd w:id="33"/>
-    <w:bookmarkStart w:id="34" w:name="çeldirici-mühendisliği-12-bozma-tekniği"/>
+    <w:bookmarkEnd w:id="34"/>
+    <w:bookmarkStart w:id="35" w:name="çeldirici-mühendisliği-12-bozma-tekniği"/>
     <w:p>
       <w:pPr>
         <w:pStyle w:val="Heading2"/>
@@ -5953,8 +6234,8 @@
         </w:pict>
       </w:r>
     </w:p>
-    <w:bookmarkEnd w:id="34"/>
-    <w:bookmarkStart w:id="35" w:name="tipe-özel-standartlar"/>
+    <w:bookmarkEnd w:id="35"/>
+    <w:bookmarkStart w:id="36" w:name="tipe-özel-standartlar"/>
     <w:p>
       <w:pPr>
         <w:pStyle w:val="Heading2"/>
@@ -6026,7 +6307,7 @@
         <w:pStyle w:val="Compact"/>
       </w:pPr>
       <w:r>
-        <w:t xml:space="preserve">Doğru cevap dağılımı (5 yılın 68 öncüllü sorusu): ~%18 tek öncül (</w:t>
+        <w:t xml:space="preserve">Doğru cevap dağılımı (5 yılın 68 öncüllü sorusu): ~%19 tek öncül (</w:t>
       </w:r>
       <w:r>
         <w:t xml:space="preserve">“</w:t>
@@ -6038,7 +6319,55 @@
         <w:t xml:space="preserve">”</w:t>
       </w:r>
       <w:r>
-        <w:t xml:space="preserve">), ~%19 tüm öncüller, ~%63 ara kombinasyon.</w:t>
+        <w:t xml:space="preserve">), ~%16 tüm öncüller (liste öncüllüde ~%31), ~%65 ara kombinasyon.</w:t>
+      </w:r>
+    </w:p>
+    <w:p>
+      <w:pPr>
+        <w:numPr>
+          <w:ilvl w:val="0"/>
+          <w:numId w:val="1011"/>
+        </w:numPr>
+        <w:pStyle w:val="Compact"/>
+      </w:pPr>
+      <w:r>
+        <w:t xml:space="preserve">Cevap</w:t>
+      </w:r>
+      <w:r>
+        <w:t xml:space="preserve"> </w:t>
+      </w:r>
+      <w:r>
+        <w:t xml:space="preserve">“</w:t>
+      </w:r>
+      <w:r>
+        <w:t xml:space="preserve">Yalnız X</w:t>
+      </w:r>
+      <w:r>
+        <w:t xml:space="preserve">”</w:t>
+      </w:r>
+      <w:r>
+        <w:t xml:space="preserve"> </w:t>
+      </w:r>
+      <w:r>
+        <w:t xml:space="preserve">ise şıklarda en az iki</w:t>
+      </w:r>
+      <w:r>
+        <w:t xml:space="preserve"> </w:t>
+      </w:r>
+      <w:r>
+        <w:t xml:space="preserve">“</w:t>
+      </w:r>
+      <w:r>
+        <w:t xml:space="preserve">Yalnız</w:t>
+      </w:r>
+      <w:r>
+        <w:t xml:space="preserve">”</w:t>
+      </w:r>
+      <w:r>
+        <w:t xml:space="preserve"> </w:t>
+      </w:r>
+      <w:r>
+        <w:t xml:space="preserve">bulunsun. Çeldirici kümeler: doğru kümeye bir bozuk öncül eklenmiş küme, doğru kümeden bir öğesi değiştirilmiş küme, en çekici bozuk öncülü içeren küme.</w:t>
       </w:r>
     </w:p>
     <w:p>
@@ -6385,8 +6714,8 @@
         </w:pict>
       </w:r>
     </w:p>
-    <w:bookmarkEnd w:id="35"/>
-    <w:bookmarkStart w:id="36" w:name="dil-ve-biçim"/>
+    <w:bookmarkEnd w:id="36"/>
+    <w:bookmarkStart w:id="37" w:name="dil-ve-biçim"/>
     <w:p>
       <w:pPr>
         <w:pStyle w:val="Heading2"/>
@@ -6491,31 +6820,27 @@
         <w:pStyle w:val="Compact"/>
       </w:pPr>
       <w:r>
-        <w:t xml:space="preserve">Gerçek sınavda olduğu gibi madde numarası köke</w:t>
-      </w:r>
-      <w:r>
-        <w:t xml:space="preserve"> </w:t>
-      </w:r>
-      <w:r>
-        <w:rPr>
-          <w:bCs/>
-          <w:b/>
-        </w:rPr>
-        <w:t xml:space="preserve">yazılmaz</w:t>
-      </w:r>
-      <w:r>
-        <w:t xml:space="preserve"> </w:t>
-      </w:r>
-      <w:r>
-        <w:t xml:space="preserve">(MADDE ATFI: kapalı).</w:t>
-      </w:r>
-      <w:r>
-        <w:t xml:space="preserve"> </w:t>
+        <w:t xml:space="preserve">Madde numarası: Gerçek sınavlarda 500 sorunun 38’inde (~%8) kökte ya da şıkta madde numarası geçiyor, ama hemen hep dayanak gösterimi olarak (</w:t>
       </w:r>
       <w:r>
         <w:t xml:space="preserve">“</w:t>
       </w:r>
       <w:r>
+        <w:t xml:space="preserve">… 244 üncü maddesinde düzenlenen uzlaşma …</w:t>
+      </w:r>
+      <w:r>
+        <w:t xml:space="preserve">”</w:t>
+      </w:r>
+      <w:r>
+        <w:t xml:space="preserve">); numarayı bilmek cevabı vermiyor. MADDE ATFI kapalıysa (varsayılan) numara köke yazılmaz.</w:t>
+      </w:r>
+      <w:r>
+        <w:t xml:space="preserve"> </w:t>
+      </w:r>
+      <w:r>
+        <w:t xml:space="preserve">“</w:t>
+      </w:r>
+      <w:r>
         <w:t xml:space="preserve">Nadir açık</w:t>
       </w:r>
       <w:r>
@@ -6525,7 +6850,7 @@
         <w:t xml:space="preserve"> </w:t>
       </w:r>
       <w:r>
-        <w:t xml:space="preserve">seçilirse sette en fazla %2: yalnız uygulamada adıyla anılan ceza fıkrası (241/1–241/2, 234/1–234/3) veya kıymet bendi (27/1-c) gibi.</w:t>
+        <w:t xml:space="preserve">seçilirse sette en fazla %8 ve yalnız dayanak gösterimi olarak; numaranın kendisi cevap olmaz. İstisna: uygulamada adıyla anılan ceza fıkrası (241/1–241/2, 234/1–234/3) veya kıymet bendi (27/1-c).</w:t>
       </w:r>
     </w:p>
     <w:p>
@@ -6537,7 +6862,7 @@
         <w:pStyle w:val="Compact"/>
       </w:pPr>
       <w:r>
-        <w:t xml:space="preserve">Doğru cevap konumu: cümle şıklı sorularda ~%55–60 orta uzunlukta, en fazla %25 en uzun, en fazla %20 en kısa. Olumsuz kökte bozuk şıkkı hep en kısa, olumlu kökte doğruyu hep en uzun yapma.</w:t>
+        <w:t xml:space="preserve">Doğru cevap konumu: cümle şıklı sorularda ~%60 orta uzunlukta, ~%25 en uzun, ~%15 en kısa. Gerçek sınavda olumsuz kökte bozuk şık %59 orta, %27 en uzun, %14 en kısa; olumlu kökte doğru şık %64 orta, %27 en uzun, %9 en kısa. Bozuk şıkkı kısa, doğruyu uzun yazma alışkanlığına düşme.</w:t>
       </w:r>
     </w:p>
     <w:p>
@@ -6619,8 +6944,8 @@
         </w:pict>
       </w:r>
     </w:p>
-    <w:bookmarkEnd w:id="36"/>
-    <w:bookmarkStart w:id="37" w:name="yasaklar"/>
+    <w:bookmarkEnd w:id="37"/>
+    <w:bookmarkStart w:id="38" w:name="yasaklar"/>
     <w:p>
       <w:pPr>
         <w:pStyle w:val="Heading2"/>
@@ -6736,8 +7061,8 @@
         </w:pict>
       </w:r>
     </w:p>
-    <w:bookmarkEnd w:id="37"/>
-    <w:bookmarkStart w:id="42" w:name="X312ea118bc92f5484c3c03deb24463094a714c1"/>
+    <w:bookmarkEnd w:id="38"/>
+    <w:bookmarkStart w:id="43" w:name="X312ea118bc92f5484c3c03deb24463094a714c1"/>
     <w:p>
       <w:pPr>
         <w:pStyle w:val="Heading2"/>
@@ -6746,7 +7071,7 @@
         <w:t xml:space="preserve">9. ALAN MODÜLLERİ (özet; ayrıntı ilgili promptta)</w:t>
       </w:r>
     </w:p>
-    <w:bookmarkStart w:id="38" w:name="gümrük-mevzuatı"/>
+    <w:bookmarkStart w:id="39" w:name="gümrük-mevzuatı"/>
     <w:p>
       <w:pPr>
         <w:pStyle w:val="Heading3"/>
@@ -6839,8 +7164,8 @@
         <w:t xml:space="preserve">boşluğu; tarihli vaka.</w:t>
       </w:r>
     </w:p>
-    <w:bookmarkEnd w:id="38"/>
-    <w:bookmarkStart w:id="39" w:name="sair-mevzuat"/>
+    <w:bookmarkEnd w:id="39"/>
+    <w:bookmarkStart w:id="40" w:name="sair-mevzuat"/>
     <w:p>
       <w:pPr>
         <w:pStyle w:val="Heading3"/>
@@ -6927,8 +7252,8 @@
         <w:t xml:space="preserve">), eşik + belge boşluğu.</w:t>
       </w:r>
     </w:p>
-    <w:bookmarkEnd w:id="39"/>
-    <w:bookmarkStart w:id="40" w:name="tarife"/>
+    <w:bookmarkEnd w:id="40"/>
+    <w:bookmarkStart w:id="41" w:name="tarife"/>
     <w:p>
       <w:pPr>
         <w:pStyle w:val="Heading3"/>
@@ -7015,8 +7340,8 @@
         <w:t xml:space="preserve">Her tarife sorusu GYKK 1 (pozisyon metni + not) ile çözülebilmeli. Gerekçede pozisyon metni ve ilgili not açıkça yazılır.</w:t>
       </w:r>
     </w:p>
-    <w:bookmarkEnd w:id="40"/>
-    <w:bookmarkStart w:id="41" w:name="hesaplama"/>
+    <w:bookmarkEnd w:id="41"/>
+    <w:bookmarkStart w:id="42" w:name="hesaplama"/>
     <w:p>
       <w:pPr>
         <w:pStyle w:val="Heading3"/>
@@ -7183,9 +7508,9 @@
         </w:pict>
       </w:r>
     </w:p>
-    <w:bookmarkEnd w:id="41"/>
     <w:bookmarkEnd w:id="42"/>
-    <w:bookmarkStart w:id="43" w:name="öz-denetim"/>
+    <w:bookmarkEnd w:id="43"/>
+    <w:bookmarkStart w:id="44" w:name="öz-denetim"/>
     <w:p>
       <w:pPr>
         <w:pStyle w:val="Heading2"/>
@@ -7421,7 +7746,6 @@
           <w:ilvl w:val="0"/>
           <w:numId w:val="1022"/>
         </w:numPr>
-        <w:pStyle w:val="Compact"/>
       </w:pPr>
       <w:r>
         <w:t xml:space="preserve">Alan dağılımı (MOD B)</w:t>
@@ -7433,11 +7757,46 @@
           <w:ilvl w:val="0"/>
           <w:numId w:val="1022"/>
         </w:numPr>
-        <w:pStyle w:val="Compact"/>
       </w:pPr>
       <w:r>
         <w:t xml:space="preserve">Kök tipi dağılımı ve olumsuz kutuplu toplam</w:t>
       </w:r>
+      <w:r>
+        <w:t xml:space="preserve"> </w:t>
+      </w:r>
+      <w:r>
+        <w:t xml:space="preserve">2b. Alt tip dağılımı (katalog kodlarıyla) ve bayrak sayıları (matris, mutlak, tuzak veri, seri,</w:t>
+      </w:r>
+      <w:r>
+        <w:t xml:space="preserve"> </w:t>
+      </w:r>
+      <w:r>
+        <w:t xml:space="preserve">“</w:t>
+      </w:r>
+      <w:r>
+        <w:t xml:space="preserve">Yalnız</w:t>
+      </w:r>
+      <w:r>
+        <w:t xml:space="preserve">”</w:t>
+      </w:r>
+      <w:r>
+        <w:t xml:space="preserve">,</w:t>
+      </w:r>
+      <w:r>
+        <w:t xml:space="preserve"> </w:t>
+      </w:r>
+      <w:r>
+        <w:t xml:space="preserve">“</w:t>
+      </w:r>
+      <w:r>
+        <w:t xml:space="preserve">tümü</w:t>
+      </w:r>
+      <w:r>
+        <w:t xml:space="preserve">”</w:t>
+      </w:r>
+      <w:r>
+        <w:t xml:space="preserve">)</w:t>
+      </w:r>
     </w:p>
     <w:p>
       <w:pPr>
@@ -7445,7 +7804,6 @@
           <w:ilvl w:val="0"/>
           <w:numId w:val="1022"/>
         </w:numPr>
-        <w:pStyle w:val="Compact"/>
       </w:pPr>
       <w:r>
         <w:t xml:space="preserve">Bilgi türü dağılımı</w:t>
@@ -7457,7 +7815,6 @@
           <w:ilvl w:val="0"/>
           <w:numId w:val="1022"/>
         </w:numPr>
-        <w:pStyle w:val="Compact"/>
       </w:pPr>
       <w:r>
         <w:t xml:space="preserve">Cevap harf dağılımı ve en uzun aynı-harf serisi</w:t>
@@ -7469,7 +7826,6 @@
           <w:ilvl w:val="0"/>
           <w:numId w:val="1022"/>
         </w:numPr>
-        <w:pStyle w:val="Compact"/>
       </w:pPr>
       <w:r>
         <w:t xml:space="preserve">Doğru şıkkın uzunluk konumu (en uzun / orta / en kısa)</w:t>
@@ -7481,7 +7837,6 @@
           <w:ilvl w:val="0"/>
           <w:numId w:val="1022"/>
         </w:numPr>
-        <w:pStyle w:val="Compact"/>
       </w:pPr>
       <w:r>
         <w:t xml:space="preserve">Madde kapsama haritası: hangi maddeden kaç soru, atlanan madde var mı?</w:t>
@@ -7493,7 +7848,6 @@
           <w:ilvl w:val="0"/>
           <w:numId w:val="1022"/>
         </w:numPr>
-        <w:pStyle w:val="Compact"/>
       </w:pPr>
       <w:r>
         <w:t xml:space="preserve">Uydurma hüküm/sayı/makam kontrolü: 0</w:t>
@@ -7505,7 +7859,6 @@
           <w:ilvl w:val="0"/>
           <w:numId w:val="1022"/>
         </w:numPr>
-        <w:pStyle w:val="Compact"/>
       </w:pPr>
       <w:r>
         <w:t xml:space="preserve">Hesap sorularında türetilemeyen şık: 0</w:t>
@@ -7544,8 +7897,8 @@
         </w:pict>
       </w:r>
     </w:p>
-    <w:bookmarkEnd w:id="43"/>
-    <w:bookmarkStart w:id="46" w:name="çikti-şablonu"/>
+    <w:bookmarkEnd w:id="44"/>
+    <w:bookmarkStart w:id="47" w:name="çikti-şablonu"/>
     <w:p>
       <w:pPr>
         <w:pStyle w:val="Heading2"/>
@@ -7554,7 +7907,7 @@
         <w:t xml:space="preserve">11. ÇIKTI ŞABLONU</w:t>
       </w:r>
     </w:p>
-    <w:bookmarkStart w:id="44" w:name="çalışma-kitabı-varsayılan"/>
+    <w:bookmarkStart w:id="45" w:name="çalışma-kitabı-varsayılan"/>
     <w:p>
       <w:pPr>
         <w:pStyle w:val="Heading3"/>
@@ -7667,7 +8020,7 @@
         <w:rPr>
           <w:rStyle w:val="VerbatimChar"/>
         </w:rPr>
-        <w:t xml:space="preserve">Kalıp/Teknik: [Bilgi türü – kök tipi – kullanılan bozma tekniği]</w:t>
+        <w:t xml:space="preserve">Kalıp/Teknik: [Alt tip kodu – bilgi türü – kullanılan bozma tekniği] (ör. O2 – süre – süre kaydırma)</w:t>
       </w:r>
     </w:p>
     <w:p>
@@ -7694,8 +8047,8 @@
         <w:t xml:space="preserve">Gerekçe, maddeyi hiç okumamış öğrencinin anlayacağı açıklıktadır; sonunda ilgili madde parantez içinde yazılır.</w:t>
       </w:r>
     </w:p>
-    <w:bookmarkEnd w:id="44"/>
-    <w:bookmarkStart w:id="45" w:name="üç-bölümlü-deneme"/>
+    <w:bookmarkEnd w:id="45"/>
+    <w:bookmarkStart w:id="46" w:name="üç-bölümlü-deneme"/>
     <w:p>
       <w:pPr>
         <w:pStyle w:val="Heading3"/>
@@ -7793,9 +8146,9 @@
         </w:pict>
       </w:r>
     </w:p>
-    <w:bookmarkEnd w:id="45"/>
     <w:bookmarkEnd w:id="46"/>
-    <w:bookmarkStart w:id="47" w:name="X2e08cacb1aecbc88d5e75ae0ef373a2d68cfbd2"/>
+    <w:bookmarkEnd w:id="47"/>
+    <w:bookmarkStart w:id="48" w:name="X2e08cacb1aecbc88d5e75ae0ef373a2d68cfbd2"/>
     <w:p>
       <w:pPr>
         <w:pStyle w:val="Heading2"/>
@@ -7914,11 +8267,11 @@
         <w:rPr>
           <w:rStyle w:val="VerbatimChar"/>
         </w:rPr>
-        <w:t xml:space="preserve">Kalıp/Teknik: Yaptırım – olumsuz kök – kapsam daraltma + mutlaklaştırma</w:t>
-      </w:r>
-    </w:p>
-    <w:bookmarkEnd w:id="47"/>
+        <w:t xml:space="preserve">Kalıp/Teknik: O2 – yaptırım – kapsam daraltma + mutlaklaştırma</w:t>
+      </w:r>
+    </w:p>
     <w:bookmarkEnd w:id="48"/>
+    <w:bookmarkEnd w:id="49"/>
     <w:sectPr/>
   </w:body>
 </w:document>
